--- a/facilitator-guide-impediments.docx
+++ b/facilitator-guide-impediments.docx
@@ -847,6 +847,102 @@
       </w:r>
       <w:r>
         <w:t xml:space="preserve"> shows who can swarm. Bring the results to retrospectives and the Team Health Check.</w:t>
+      </w:r>
+    </w:p>
+    <w:p>
+      <w:pPr>
+        <w:pStyle w:val="Heading1"/>
+      </w:pPr>
+      <w:r>
+        <w:t xml:space="preserve">Recreate it in your whiteboard</w:t>
+      </w:r>
+    </w:p>
+    <w:p>
+      <w:pPr>
+        <w:pStyle w:val="Small"/>
+      </w:pPr>
+      <w:r>
+        <w:t xml:space="preserve">Paste this into your whiteboard's AI assistant (for example Miro AI or Atlassian Rovo) or a general assistant, to get an editable, native version of the board. Results vary by tool, so expect to tidy it up. For an exact copy, import the SVG as a locked background instead.</w:t>
+      </w:r>
+    </w:p>
+    <w:p>
+      <w:r>
+        <w:t xml:space="preserve">Create an editable whiteboard for “Impediments Board”, a workshop board.</w:t>
+      </w:r>
+    </w:p>
+    <w:p>
+      <w:r>
+        <w:t xml:space="preserve">Purpose: Make what's holding the team back visible, give each impediment an owner, and escalate it on time.</w:t>
+      </w:r>
+    </w:p>
+    <w:p>
+      <w:r>
+        <w:t xml:space="preserve">Layout: a wide landscape board (about 16:11). Make one frame per section below, placed as described. In each frame, add the section name as a heading, then its content as short text labels or empty fields to fill in. Leave space in each frame for sticky notes. Use the header colour given. Keep the wording as written and don't add extra content.</w:t>
+      </w:r>
+    </w:p>
+    <w:p>
+      <w:r>
+        <w:t xml:space="preserve">Key: Pink Sticky = Impediment · Green Sticky = Resolution</w:t>
+      </w:r>
+    </w:p>
+    <w:p>
+      <w:r>
+        <w:t xml:space="preserve">Sections:</w:t>
+      </w:r>
+    </w:p>
+    <w:p>
+      <w:r>
+        <w:t xml:space="preserve">1. Impediments: top full width, about 100% wide and 60% tall; header colour red.</w:t>
+      </w:r>
+    </w:p>
+    <w:p>
+      <w:r>
+        <w:t xml:space="preserve">   Subtitle: Each sticky: what · what it costs us · owner · date raised</w:t>
+      </w:r>
+    </w:p>
+    <w:p>
+      <w:r>
+        <w:t xml:space="preserve">   Content: New · Being worked · Escalated · Resolved · Raised, not yet picked up · Owner and next step agreed · Needs help from outside the team · Add a green sticky: what fixed it</w:t>
+      </w:r>
+    </w:p>
+    <w:p>
+      <w:r>
+        <w:t xml:space="preserve">2. Escalation Ladder: bottom left, about 50% wide and 35% tall; header colour purple.</w:t>
+      </w:r>
+    </w:p>
+    <w:p>
+      <w:r>
+        <w:t xml:space="preserve">   Subtitle: Move up if not resolved in time</w:t>
+      </w:r>
+    </w:p>
+    <w:p>
+      <w:r>
+        <w:t xml:space="preserve">   Content: 4 · leadership: · Who: (×4) · Decision by · Changes policy or structure · 3 · management: · Escalate after (×3) · days (×3) · Decides or funds the fix · 2 · SCRUM MASTER / COACH · Removes or chases it · 1 · team: · The team tries first</w:t>
+      </w:r>
+    </w:p>
+    <w:p>
+      <w:r>
+        <w:t xml:space="preserve">3. Resolved Log: bottom right, about 50% wide and 35% tall; header colour dark green.</w:t>
+      </w:r>
+    </w:p>
+    <w:p>
+      <w:r>
+        <w:t xml:space="preserve">   Subtitle: Show the value of removing impediments</w:t>
+      </w:r>
+    </w:p>
+    <w:p>
+      <w:r>
+        <w:t xml:space="preserve">   Content: Impediment: · What it cost us: · Resolved by: · Days open: · Lesson:</w:t>
+      </w:r>
+    </w:p>
+    <w:p>
+      <w:r>
+        <w:t xml:space="preserve">Footer questions: “What's slowing us down that we've stopped noticing?” “Who could remove this, and do they know it's costing us?”</w:t>
+      </w:r>
+    </w:p>
+    <w:p>
+      <w:r>
+        <w:t xml:space="preserve">Original board for reference: https://eparker71.github.io/agile-ways-of-working/impediments-board.html</w:t>
       </w:r>
     </w:p>
     <w:p>

--- a/facilitator-guide-impediments.docx
+++ b/facilitator-guide-impediments.docx
@@ -226,7 +226,7 @@
         </w:numPr>
       </w:pPr>
       <w:r>
-        <w:t xml:space="preserve">Print the board at A3 and put it next to the team board, or keep a digital copy</w:t>
+        <w:t xml:space="preserve">Print the board at A3 or 11×17 and put it next to the team board, or keep a digital copy</w:t>
       </w:r>
     </w:p>
     <w:p>
